--- a/sp3m/w14/P03.piRoverKeyboard.docx
+++ b/sp3m/w14/P03.piRoverKeyboard.docx
@@ -1777,7 +1777,86 @@
               <w:t>BLUE DIM</w:t>
             </w:r>
             <w:r>
-              <w:t xml:space="preserve"> (values 0 to 255)</w:t>
+              <w:t>*</w:t>
+            </w:r>
+            <w:r>
+              <w:t xml:space="preserve"> </w:t>
+            </w:r>
+          </w:p>
+        </w:tc>
+        <w:tc>
+          <w:tcPr>
+            <w:tcW w:w="1350" w:type="dxa"/>
+          </w:tcPr>
+          <w:p>
+            <w:pPr>
+              <w:pStyle w:val="ListParagraph"/>
+              <w:spacing w:after="120"/>
+              <w:ind w:left="0"/>
+              <w:contextualSpacing w:val="0"/>
+              <w:jc w:val="center"/>
+            </w:pPr>
+          </w:p>
+        </w:tc>
+        <w:tc>
+          <w:tcPr>
+            <w:tcW w:w="810" w:type="dxa"/>
+          </w:tcPr>
+          <w:p>
+            <w:pPr>
+              <w:pStyle w:val="ListParagraph"/>
+              <w:spacing w:after="120"/>
+              <w:ind w:left="0"/>
+              <w:contextualSpacing w:val="0"/>
+              <w:jc w:val="center"/>
+            </w:pPr>
+          </w:p>
+        </w:tc>
+        <w:tc>
+          <w:tcPr>
+            <w:tcW w:w="805" w:type="dxa"/>
+          </w:tcPr>
+          <w:p>
+            <w:pPr>
+              <w:pStyle w:val="ListParagraph"/>
+              <w:spacing w:after="120"/>
+              <w:ind w:left="0"/>
+              <w:contextualSpacing w:val="0"/>
+              <w:jc w:val="center"/>
+            </w:pPr>
+          </w:p>
+        </w:tc>
+      </w:tr>
+      <w:tr>
+        <w:tc>
+          <w:tcPr>
+            <w:tcW w:w="1002" w:type="dxa"/>
+          </w:tcPr>
+          <w:p>
+            <w:pPr>
+              <w:pStyle w:val="ListParagraph"/>
+              <w:spacing w:after="120"/>
+              <w:ind w:left="0"/>
+              <w:contextualSpacing w:val="0"/>
+            </w:pPr>
+            <w:r>
+              <w:t>Q</w:t>
+            </w:r>
+          </w:p>
+        </w:tc>
+        <w:tc>
+          <w:tcPr>
+            <w:tcW w:w="4573" w:type="dxa"/>
+          </w:tcPr>
+          <w:p>
+            <w:pPr>
+              <w:pStyle w:val="ListParagraph"/>
+              <w:spacing w:after="120"/>
+              <w:ind w:left="0"/>
+              <w:contextualSpacing w:val="0"/>
+            </w:pPr>
+            <w:r>
+              <w:t>GREEN DIM</w:t>
             </w:r>
             <w:r>
               <w:t>*</w:t>
@@ -1840,88 +1919,6 @@
               <w:contextualSpacing w:val="0"/>
             </w:pPr>
             <w:r>
-              <w:t>Q</w:t>
-            </w:r>
-          </w:p>
-        </w:tc>
-        <w:tc>
-          <w:tcPr>
-            <w:tcW w:w="4573" w:type="dxa"/>
-          </w:tcPr>
-          <w:p>
-            <w:pPr>
-              <w:pStyle w:val="ListParagraph"/>
-              <w:spacing w:after="120"/>
-              <w:ind w:left="0"/>
-              <w:contextualSpacing w:val="0"/>
-            </w:pPr>
-            <w:r>
-              <w:t>GREEN DIM</w:t>
-            </w:r>
-            <w:r>
-              <w:t xml:space="preserve"> (values 0 to 255)</w:t>
-            </w:r>
-            <w:r>
-              <w:t>*</w:t>
-            </w:r>
-          </w:p>
-        </w:tc>
-        <w:tc>
-          <w:tcPr>
-            <w:tcW w:w="1350" w:type="dxa"/>
-          </w:tcPr>
-          <w:p>
-            <w:pPr>
-              <w:pStyle w:val="ListParagraph"/>
-              <w:spacing w:after="120"/>
-              <w:ind w:left="0"/>
-              <w:contextualSpacing w:val="0"/>
-              <w:jc w:val="center"/>
-            </w:pPr>
-          </w:p>
-        </w:tc>
-        <w:tc>
-          <w:tcPr>
-            <w:tcW w:w="810" w:type="dxa"/>
-          </w:tcPr>
-          <w:p>
-            <w:pPr>
-              <w:pStyle w:val="ListParagraph"/>
-              <w:spacing w:after="120"/>
-              <w:ind w:left="0"/>
-              <w:contextualSpacing w:val="0"/>
-              <w:jc w:val="center"/>
-            </w:pPr>
-          </w:p>
-        </w:tc>
-        <w:tc>
-          <w:tcPr>
-            <w:tcW w:w="805" w:type="dxa"/>
-          </w:tcPr>
-          <w:p>
-            <w:pPr>
-              <w:pStyle w:val="ListParagraph"/>
-              <w:spacing w:after="120"/>
-              <w:ind w:left="0"/>
-              <w:contextualSpacing w:val="0"/>
-              <w:jc w:val="center"/>
-            </w:pPr>
-          </w:p>
-        </w:tc>
-      </w:tr>
-      <w:tr>
-        <w:tc>
-          <w:tcPr>
-            <w:tcW w:w="1002" w:type="dxa"/>
-          </w:tcPr>
-          <w:p>
-            <w:pPr>
-              <w:pStyle w:val="ListParagraph"/>
-              <w:spacing w:after="120"/>
-              <w:ind w:left="0"/>
-              <w:contextualSpacing w:val="0"/>
-            </w:pPr>
-            <w:r>
               <w:t>R</w:t>
             </w:r>
           </w:p>
@@ -1939,9 +1936,6 @@
             </w:pPr>
             <w:r>
               <w:t>RED DIM</w:t>
-            </w:r>
-            <w:r>
-              <w:t xml:space="preserve"> (values 0 to 255)</w:t>
             </w:r>
             <w:r>
               <w:t>*</w:t>
@@ -3019,15 +3013,7 @@
         <w:contextualSpacing w:val="0"/>
       </w:pPr>
       <w:r>
-        <w:t xml:space="preserve">Implement the </w:t>
-      </w:r>
-      <w:proofErr w:type="gramStart"/>
-      <w:r>
-        <w:t>final version</w:t>
-      </w:r>
-      <w:proofErr w:type="gramEnd"/>
-      <w:r>
-        <w:t xml:space="preserve"> of piRover_led</w:t>
+        <w:t>Implement the final version of piRover_led</w:t>
       </w:r>
       <w:r>
         <w:t>.py that provides the features listed in Figure 4.</w:t>
@@ -3127,15 +3113,7 @@
         <w:contextualSpacing w:val="0"/>
       </w:pPr>
       <w:r>
-        <w:t xml:space="preserve">A dim function </w:t>
-      </w:r>
-      <w:proofErr w:type="gramStart"/>
-      <w:r>
-        <w:t>is provided</w:t>
-      </w:r>
-      <w:proofErr w:type="gramEnd"/>
-      <w:r>
-        <w:t xml:space="preserve"> for each </w:t>
+        <w:t xml:space="preserve">A dim function is provided for each </w:t>
       </w:r>
       <w:r>
         <w:t xml:space="preserve">and uses a </w:t>
